--- a/배포자료/0708_실습워크시트_수강생용_이수미.docx
+++ b/배포자료/0708_실습워크시트_수강생용_이수미.docx
@@ -172,7 +172,7 @@
           <w:sz w:val="26"/>
           <w:szCs w:val="26"/>
         </w:rPr>
-        <w:t xml:space="preserve">시작하기 — ChatGPT 열기</w:t>
+        <w:t xml:space="preserve">시작하기 — 제미나이 열기  (준비물: 노트북 · 구글 계정)</w:t>
       </w:r>
     </w:p>
     <w:p>
@@ -190,7 +190,7 @@
           <w:sz w:val="22"/>
           <w:szCs w:val="22"/>
         </w:rPr>
-        <w:t xml:space="preserve">chat.openai.com 접속 또는 ChatGPT 앱 열기</w:t>
+        <w:t xml:space="preserve">gemini.google.com 접속 또는 제미나이 앱 열기</w:t>
       </w:r>
     </w:p>
     <w:p>
@@ -208,7 +208,7 @@
           <w:sz w:val="22"/>
           <w:szCs w:val="22"/>
         </w:rPr>
-        <w:t xml:space="preserve">로그인 (구글 계정으로도 가능) — 안 되면 손을 들어 주세요</w:t>
+        <w:t xml:space="preserve">내 구글 계정으로 로그인 — 이미 로그인돼 있으면 바로 사용, 안 되면 손을 들어 주세요</w:t>
       </w:r>
     </w:p>
     <w:p>

--- a/배포자료/0708_실습워크시트_수강생용_이수미.docx
+++ b/배포자료/0708_실습워크시트_수강생용_이수미.docx
@@ -226,7 +226,7 @@
           <w:sz w:val="22"/>
           <w:szCs w:val="22"/>
         </w:rPr>
-        <w:t xml:space="preserve">‘새 대화’를 열고 준비 완료!</w:t>
+        <w:t xml:space="preserve">새 대화를 열고 준비 완료!</w:t>
       </w:r>
     </w:p>
     <w:tbl>
@@ -282,7 +282,7 @@
                 <w:sz w:val="21"/>
                 <w:szCs w:val="21"/>
               </w:rPr>
-              <w:t xml:space="preserve">답이 영어로 오면 →  “한국어로 답해 주세요” 를 끝에 붙이기</w:t>
+              <w:t xml:space="preserve">답이 영어로 오면 →  한국어로 답해 주세요 를 끝에 붙이기</w:t>
             </w:r>
           </w:p>
           <w:p>
@@ -295,7 +295,7 @@
                 <w:sz w:val="21"/>
                 <w:szCs w:val="21"/>
               </w:rPr>
-              <w:t xml:space="preserve">글이 길거나 딱딱하면 →  “더 짧게 / 더 따뜻하게 고쳐 주세요”</w:t>
+              <w:t xml:space="preserve">글이 길거나 딱딱하면 →  더 짧게 / 더 따뜻하게 고쳐 주세요</w:t>
             </w:r>
           </w:p>
           <w:p>
@@ -1052,7 +1052,7 @@
                 <w:sz w:val="21"/>
                 <w:szCs w:val="21"/>
               </w:rPr>
-              <w:t xml:space="preserve">“이 글과 같은 어조·길이로 다시 써 주세요” + 마음에 드는 글 1개 붙이기</w:t>
+              <w:t xml:space="preserve">이 글과 같은 어조·길이로 다시 써 주세요 + 마음에 드는 글 1개 붙이기</w:t>
             </w:r>
           </w:p>
         </w:tc>
@@ -1100,7 +1100,7 @@
                 <w:sz w:val="21"/>
                 <w:szCs w:val="21"/>
               </w:rPr>
-              <w:t xml:space="preserve">“먼저 강점 3개를 뽑고 → 그다음 한 문단으로 합쳐 주세요”</w:t>
+              <w:t xml:space="preserve">먼저 강점 3개를 뽑고 → 그다음 한 문단으로 합쳐 주세요</w:t>
             </w:r>
           </w:p>
         </w:tc>
@@ -1148,7 +1148,7 @@
                 <w:sz w:val="21"/>
                 <w:szCs w:val="21"/>
               </w:rPr>
-              <w:t xml:space="preserve">“더 짧고 자연스럽게 / 더 따뜻하게 고쳐 주세요” (2~3회 반복)</w:t>
+              <w:t xml:space="preserve">더 짧고 자연스럽게 / 더 따뜻하게 고쳐 주세요 (2~3회 반복)</w:t>
             </w:r>
           </w:p>
         </w:tc>
@@ -1196,7 +1196,7 @@
                 <w:sz w:val="21"/>
                 <w:szCs w:val="21"/>
               </w:rPr>
-              <w:t xml:space="preserve">“표로 정리해 주세요 (항목 / 내용)”, “A4 한 장, 개조식으로”</w:t>
+              <w:t xml:space="preserve">표로 정리해 주세요 (항목 / 내용), A4 한 장, 개조식으로</w:t>
             </w:r>
           </w:p>
         </w:tc>
@@ -1391,7 +1391,7 @@
                 <w:sz w:val="21"/>
                 <w:szCs w:val="21"/>
               </w:rPr>
-              <w:t xml:space="preserve">필요하면 “확실하지 않은 부분은 표시해 주세요”를 덧붙이기.</w:t>
+              <w:t xml:space="preserve">필요하면 확실하지 않은 부분은 표시해 주세요를 덧붙이기.</w:t>
             </w:r>
           </w:p>
         </w:tc>
@@ -1921,7 +1921,7 @@
                 <w:sz w:val="21"/>
                 <w:szCs w:val="21"/>
               </w:rPr>
-              <w:t xml:space="preserve">글자는 이미지에 넣지 말고 “제목 넣을 여백만” 요청 — 나중에 캔바에서 글자 얹기.</w:t>
+              <w:t xml:space="preserve">글자는 이미지에 넣지 말고 제목 넣을 여백만 요청 — 나중에 캔바에서 글자 얹기.</w:t>
             </w:r>
           </w:p>
           <w:p>
@@ -1947,7 +1947,7 @@
                 <w:sz w:val="21"/>
                 <w:szCs w:val="21"/>
               </w:rPr>
-              <w:t xml:space="preserve">아쉬우면 “배경을 더 밝게 / 표정을 더 자신감 있게” 처럼 말로 고쳐 2회 재생성.</w:t>
+              <w:t xml:space="preserve">아쉬우면 배경을 더 밝게 / 표정을 더 자신감 있게 처럼 말로 고쳐 2회 재생성.</w:t>
             </w:r>
           </w:p>
         </w:tc>
@@ -2027,7 +2027,7 @@
           <w:sz w:val="22"/>
           <w:szCs w:val="22"/>
         </w:rPr>
-        <w:t xml:space="preserve">한 번에 안 되면 ‘말로 고치기’로 개선해 봤다</w:t>
+        <w:t xml:space="preserve">한 번에 안 되면 말로 고치기로 개선해 봤다</w:t>
       </w:r>
     </w:p>
     <w:p>

--- a/배포자료/0708_실습워크시트_수강생용_이수미.docx
+++ b/배포자료/0708_실습워크시트_수강생용_이수미.docx
@@ -79,6 +79,9 @@
         <w:gridCol w:w="9026"/>
       </w:tblGrid>
       <w:tr>
+        <w:trPr>
+          <w:cantSplit/>
+        </w:trPr>
         <w:tc>
           <w:tcPr>
             <w:tcW w:type="dxa" w:w="9026"/>
@@ -245,6 +248,9 @@
         <w:gridCol w:w="9026"/>
       </w:tblGrid>
       <w:tr>
+        <w:trPr>
+          <w:cantSplit/>
+        </w:trPr>
         <w:tc>
           <w:tcPr>
             <w:tcW w:type="dxa" w:w="9026"/>
@@ -593,6 +599,9 @@
         <w:gridCol w:w="9026"/>
       </w:tblGrid>
       <w:tr>
+        <w:trPr>
+          <w:cantSplit/>
+        </w:trPr>
         <w:tc>
           <w:tcPr>
             <w:tcW w:type="dxa" w:w="9026"/>
@@ -676,6 +685,9 @@
         <w:gridCol w:w="9026"/>
       </w:tblGrid>
       <w:tr>
+        <w:trPr>
+          <w:cantSplit/>
+        </w:trPr>
         <w:tc>
           <w:tcPr>
             <w:tcW w:type="dxa" w:w="9026"/>
@@ -731,37 +743,12 @@
               <w:t xml:space="preserve"/>
             </w:r>
           </w:p>
-          <w:p>
-            <w:pPr>
-              <w:pBdr>
-                <w:bottom w:val="single" w:color="AAAAAA" w:sz="4" w:space="8"/>
-              </w:pBdr>
-              <w:spacing w:after="160"/>
-            </w:pPr>
-            <w:r>
-              <w:rPr>
-                <w:rFonts w:ascii="맑은 고딕" w:cs="맑은 고딕" w:eastAsia="맑은 고딕" w:hAnsi="맑은 고딕"/>
-              </w:rPr>
-              <w:t xml:space="preserve"/>
-            </w:r>
-          </w:p>
         </w:tc>
       </w:tr>
     </w:tbl>
     <w:p>
       <w:pPr>
-        <w:spacing w:after="60"/>
-      </w:pPr>
-      <w:r>
-        <w:rPr>
-          <w:rFonts w:ascii="맑은 고딕" w:cs="맑은 고딕" w:eastAsia="맑은 고딕" w:hAnsi="맑은 고딕"/>
-        </w:rPr>
-        <w:t xml:space="preserve"/>
-      </w:r>
-    </w:p>
-    <w:p>
-      <w:pPr>
-        <w:spacing w:after="120"/>
+        <w:spacing w:after="100" w:before="60"/>
       </w:pPr>
       <w:r>
         <w:rPr>
@@ -826,21 +813,7 @@
     </w:p>
     <w:p>
       <w:pPr>
-        <w:pBdr>
-          <w:bottom w:val="single" w:color="AAAAAA" w:sz="4" w:space="6"/>
-        </w:pBdr>
-        <w:spacing w:after="120"/>
-      </w:pPr>
-      <w:r>
-        <w:rPr>
-          <w:rFonts w:ascii="맑은 고딕" w:cs="맑은 고딕" w:eastAsia="맑은 고딕" w:hAnsi="맑은 고딕"/>
-        </w:rPr>
-        <w:t xml:space="preserve"/>
-      </w:r>
-    </w:p>
-    <w:p>
-      <w:pPr>
-        <w:spacing w:before="80"/>
+        <w:spacing w:before="60"/>
       </w:pPr>
       <w:r>
         <w:rPr>
@@ -863,33 +836,13 @@
     </w:p>
     <w:p>
       <w:pPr>
-        <w:pStyle w:val="Heading2"/>
-        <w:pageBreakBefore/>
-      </w:pPr>
-      <w:r>
-        <w:rPr>
-          <w:rFonts w:ascii="맑은 고딕" w:cs="맑은 고딕" w:eastAsia="맑은 고딕" w:hAnsi="맑은 고딕"/>
-          <w:b/>
-          <w:bCs/>
-          <w:color w:val="1F3864"/>
-          <w:sz w:val="30"/>
-          <w:szCs w:val="30"/>
-        </w:rPr>
-        <w:t xml:space="preserve">실습 ②  프롬프트 업그레이드</w:t>
-      </w:r>
-    </w:p>
-    <w:p>
-      <w:pPr>
-        <w:spacing w:after="100" w:line="288"/>
-      </w:pPr>
-      <w:r>
-        <w:rPr>
-          <w:rFonts w:ascii="맑은 고딕" w:cs="맑은 고딕" w:eastAsia="맑은 고딕" w:hAnsi="맑은 고딕"/>
-          <w:color w:val="595959"/>
-          <w:sz w:val="22"/>
-          <w:szCs w:val="22"/>
-        </w:rPr>
-        <w:t xml:space="preserve">실습 ①의 프롬프트를 아래 4가지 기법 중 2가지 이상으로 개선해 다시 보내 보세요.</w:t>
+        <w:spacing w:after="40"/>
+      </w:pPr>
+      <w:r>
+        <w:rPr>
+          <w:rFonts w:ascii="맑은 고딕" w:cs="맑은 고딕" w:eastAsia="맑은 고딕" w:hAnsi="맑은 고딕"/>
+        </w:rPr>
+        <w:t xml:space="preserve"/>
       </w:r>
     </w:p>
     <w:tbl>
@@ -908,6 +861,115 @@
         <w:gridCol w:w="9026"/>
       </w:tblGrid>
       <w:tr>
+        <w:trPr>
+          <w:cantSplit/>
+        </w:trPr>
+        <w:tc>
+          <w:tcPr>
+            <w:tcW w:type="dxa" w:w="9026"/>
+            <w:shd w:fill="E2EFDA" w:val="clear"/>
+            <w:tcMar>
+              <w:top w:type="dxa" w:w="70"/>
+              <w:left w:type="dxa" w:w="130"/>
+              <w:bottom w:type="dxa" w:w="70"/>
+              <w:right w:type="dxa" w:w="130"/>
+            </w:tcMar>
+          </w:tcPr>
+          <w:p>
+            <w:pPr>
+              <w:spacing w:after="60"/>
+            </w:pPr>
+            <w:r>
+              <w:rPr>
+                <w:rFonts w:ascii="맑은 고딕" w:cs="맑은 고딕" w:eastAsia="맑은 고딕" w:hAnsi="맑은 고딕"/>
+                <w:b/>
+                <w:bCs/>
+                <w:color w:val="375623"/>
+                <w:sz w:val="22"/>
+                <w:szCs w:val="22"/>
+              </w:rPr>
+              <w:t xml:space="preserve">막막하면 — AI에게 프롬프트를 부탁하기 (메타 프롬프트)</w:t>
+            </w:r>
+          </w:p>
+          <w:p>
+            <w:pPr>
+              <w:spacing w:after="40" w:line="276"/>
+            </w:pPr>
+            <w:r>
+              <w:rPr>
+                <w:rFonts w:ascii="맑은 고딕" w:cs="맑은 고딕" w:eastAsia="맑은 고딕" w:hAnsi="맑은 고딕"/>
+                <w:sz w:val="21"/>
+                <w:szCs w:val="21"/>
+              </w:rPr>
+              <w:t xml:space="preserve">나는 [내 경력·상황]입니다. 나를 잘 소개하는 글을 받으려면 어떻게 부탁하면 좋을지, 그 부탁(프롬프트)을 대신 만들어 주세요.</w:t>
+            </w:r>
+          </w:p>
+          <w:p>
+            <w:pPr>
+              <w:spacing w:after="40" w:line="276"/>
+            </w:pPr>
+            <w:r>
+              <w:rPr>
+                <w:rFonts w:ascii="맑은 고딕" w:cs="맑은 고딕" w:eastAsia="맑은 고딕" w:hAnsi="맑은 고딕"/>
+                <w:sz w:val="21"/>
+                <w:szCs w:val="21"/>
+              </w:rPr>
+              <w:t xml:space="preserve">AI가 만들어 준 문장을 그대로 다시 붙여 보내면 됩니다.</w:t>
+            </w:r>
+          </w:p>
+        </w:tc>
+      </w:tr>
+    </w:tbl>
+    <w:p>
+      <w:pPr>
+        <w:pStyle w:val="Heading2"/>
+        <w:pageBreakBefore/>
+      </w:pPr>
+      <w:r>
+        <w:rPr>
+          <w:rFonts w:ascii="맑은 고딕" w:cs="맑은 고딕" w:eastAsia="맑은 고딕" w:hAnsi="맑은 고딕"/>
+          <w:b/>
+          <w:bCs/>
+          <w:color w:val="1F3864"/>
+          <w:sz w:val="30"/>
+          <w:szCs w:val="30"/>
+        </w:rPr>
+        <w:t xml:space="preserve">실습 ②  프롬프트 업그레이드</w:t>
+      </w:r>
+    </w:p>
+    <w:p>
+      <w:pPr>
+        <w:spacing w:after="100" w:line="288"/>
+      </w:pPr>
+      <w:r>
+        <w:rPr>
+          <w:rFonts w:ascii="맑은 고딕" w:cs="맑은 고딕" w:eastAsia="맑은 고딕" w:hAnsi="맑은 고딕"/>
+          <w:color w:val="595959"/>
+          <w:sz w:val="22"/>
+          <w:szCs w:val="22"/>
+        </w:rPr>
+        <w:t xml:space="preserve">실습 ①의 프롬프트를 아래 4가지 기법 중 2가지 이상으로 개선해 다시 보내 보세요.</w:t>
+      </w:r>
+    </w:p>
+    <w:tbl>
+      <w:tblPr>
+        <w:tblW w:type="dxa" w:w="9026"/>
+        <w:tblBorders>
+          <w:top w:val="single" w:color="BFBFBF" w:sz="4"/>
+          <w:left w:val="single" w:color="BFBFBF" w:sz="4"/>
+          <w:bottom w:val="single" w:color="BFBFBF" w:sz="4"/>
+          <w:right w:val="single" w:color="BFBFBF" w:sz="4"/>
+          <w:insideH w:val="single" w:color="auto" w:sz="4"/>
+          <w:insideV w:val="single" w:color="auto" w:sz="4"/>
+        </w:tblBorders>
+      </w:tblPr>
+      <w:tblGrid>
+        <w:gridCol w:w="9026"/>
+      </w:tblGrid>
+      <w:tr>
+        <w:trPr>
+          <w:cantSplit/>
+        </w:trPr>
         <w:tc>
           <w:tcPr>
             <w:tcW w:type="dxa" w:w="9026"/>
@@ -1204,6 +1266,31 @@
     </w:tbl>
     <w:p>
       <w:pPr>
+        <w:spacing w:after="60" w:before="80"/>
+      </w:pPr>
+      <w:r>
+        <w:rPr>
+          <w:rFonts w:ascii="맑은 고딕" w:cs="맑은 고딕" w:eastAsia="맑은 고딕" w:hAnsi="맑은 고딕"/>
+          <w:b/>
+          <w:bCs/>
+          <w:color w:val="1F3864"/>
+          <w:sz w:val="20"/>
+          <w:szCs w:val="20"/>
+        </w:rPr>
+        <w:t xml:space="preserve">단계별 지시가 왜 통하나 — </w:t>
+      </w:r>
+      <w:r>
+        <w:rPr>
+          <w:rFonts w:ascii="맑은 고딕" w:cs="맑은 고딕" w:eastAsia="맑은 고딕" w:hAnsi="맑은 고딕"/>
+          <w:color w:val="595959"/>
+          <w:sz w:val="20"/>
+          <w:szCs w:val="20"/>
+        </w:rPr>
+        <w:t xml:space="preserve">한 단계씩 생각하게 하면 산술 문제 정답률이 17.7%→78.7%로 오른 연구가 있습니다 (Kojima 2022).</w:t>
+      </w:r>
+    </w:p>
+    <w:p>
+      <w:pPr>
         <w:spacing w:after="80"/>
       </w:pPr>
       <w:r>
@@ -1229,6 +1316,9 @@
         <w:gridCol w:w="9026"/>
       </w:tblGrid>
       <w:tr>
+        <w:trPr>
+          <w:cantSplit/>
+        </w:trPr>
         <w:tc>
           <w:tcPr>
             <w:tcW w:type="dxa" w:w="9026"/>
@@ -1328,6 +1418,9 @@
         <w:gridCol w:w="9026"/>
       </w:tblGrid>
       <w:tr>
+        <w:trPr>
+          <w:cantSplit/>
+        </w:trPr>
         <w:tc>
           <w:tcPr>
             <w:tcW w:type="dxa" w:w="9026"/>
@@ -1810,6 +1903,9 @@
         <w:gridCol w:w="9026"/>
       </w:tblGrid>
       <w:tr>
+        <w:trPr>
+          <w:cantSplit/>
+        </w:trPr>
         <w:tc>
           <w:tcPr>
             <w:tcW w:type="dxa" w:w="9026"/>
@@ -1884,6 +1980,9 @@
         <w:gridCol w:w="9026"/>
       </w:tblGrid>
       <w:tr>
+        <w:trPr>
+          <w:cantSplit/>
+        </w:trPr>
         <w:tc>
           <w:tcPr>
             <w:tcW w:type="dxa" w:w="9026"/>
@@ -2001,7 +2100,7 @@
           <w:ilvl w:val="0"/>
           <w:numId w:val="3"/>
         </w:numPr>
-        <w:spacing w:after="80" w:line="276"/>
+        <w:spacing w:after="50" w:line="264"/>
       </w:pPr>
       <w:r>
         <w:rPr>
@@ -2019,7 +2118,7 @@
           <w:ilvl w:val="0"/>
           <w:numId w:val="3"/>
         </w:numPr>
-        <w:spacing w:after="80" w:line="276"/>
+        <w:spacing w:after="50" w:line="264"/>
       </w:pPr>
       <w:r>
         <w:rPr>
@@ -2037,7 +2136,7 @@
           <w:ilvl w:val="0"/>
           <w:numId w:val="3"/>
         </w:numPr>
-        <w:spacing w:after="80" w:line="276"/>
+        <w:spacing w:after="50" w:line="264"/>
       </w:pPr>
       <w:r>
         <w:rPr>
@@ -2055,7 +2154,7 @@
           <w:ilvl w:val="0"/>
           <w:numId w:val="3"/>
         </w:numPr>
-        <w:spacing w:after="80" w:line="276"/>
+        <w:spacing w:after="50" w:line="264"/>
       </w:pPr>
       <w:r>
         <w:rPr>
@@ -2073,7 +2172,7 @@
           <w:ilvl w:val="0"/>
           <w:numId w:val="3"/>
         </w:numPr>
-        <w:spacing w:after="80" w:line="276"/>
+        <w:spacing w:after="50" w:line="264"/>
       </w:pPr>
       <w:r>
         <w:rPr>
@@ -2082,17 +2181,6 @@
           <w:szCs w:val="22"/>
         </w:rPr>
         <w:t xml:space="preserve">숫자·이름은 원 출처에서 확인해야 한다는 걸 기억한다</w:t>
-      </w:r>
-    </w:p>
-    <w:p>
-      <w:pPr>
-        <w:spacing w:after="80"/>
-      </w:pPr>
-      <w:r>
-        <w:rPr>
-          <w:rFonts w:ascii="맑은 고딕" w:cs="맑은 고딕" w:eastAsia="맑은 고딕" w:hAnsi="맑은 고딕"/>
-        </w:rPr>
-        <w:t xml:space="preserve"/>
       </w:r>
     </w:p>
     <w:p>
@@ -2127,6 +2215,9 @@
         <w:gridCol w:w="9026"/>
       </w:tblGrid>
       <w:tr>
+        <w:trPr>
+          <w:cantSplit/>
+        </w:trPr>
         <w:tc>
           <w:tcPr>
             <w:tcW w:type="dxa" w:w="9026"/>
@@ -2212,6 +2303,9 @@
         <w:gridCol w:w="9026"/>
       </w:tblGrid>
       <w:tr>
+        <w:trPr>
+          <w:cantSplit/>
+        </w:trPr>
         <w:tc>
           <w:tcPr>
             <w:tcW w:type="dxa" w:w="9026"/>
@@ -2297,6 +2391,9 @@
         <w:gridCol w:w="9026"/>
       </w:tblGrid>
       <w:tr>
+        <w:trPr>
+          <w:cantSplit/>
+        </w:trPr>
         <w:tc>
           <w:tcPr>
             <w:tcW w:type="dxa" w:w="9026"/>
@@ -2369,6 +2466,9 @@
         <w:gridCol w:w="9026"/>
       </w:tblGrid>
       <w:tr>
+        <w:trPr>
+          <w:cantSplit/>
+        </w:trPr>
         <w:tc>
           <w:tcPr>
             <w:tcW w:type="dxa" w:w="9026"/>
@@ -2393,7 +2493,7 @@
                 <w:sz w:val="20"/>
                 <w:szCs w:val="20"/>
               </w:rPr>
-              <w:t xml:space="preserve">이미지 (표지)</w:t>
+              <w:t xml:space="preserve">예상 면접 질문 · 이력서 강점 (재취업)</w:t>
             </w:r>
           </w:p>
           <w:p>
@@ -2406,7 +2506,7 @@
                 <w:sz w:val="21"/>
                 <w:szCs w:val="21"/>
               </w:rPr>
-              <w:t xml:space="preserve">[상황]에서 [대상]이 [행동]하는 모습, [화풍], [분위기], 강의 홍보 표지용,</w:t>
+              <w:t xml:space="preserve">당신은 채용 면접관입니다. 나는 [경력]으로 [직무]에 지원합니다.</w:t>
             </w:r>
           </w:p>
           <w:p>
@@ -2419,26 +2519,178 @@
                 <w:sz w:val="21"/>
                 <w:szCs w:val="21"/>
               </w:rPr>
-              <w:t xml:space="preserve">상단에 제목 넣을 여백 포함.</w:t>
+              <w:t xml:space="preserve">나올 만한 면접 질문 10개와 각 질문의 의도를 알려 주세요.</w:t>
+            </w:r>
+          </w:p>
+          <w:p>
+            <w:pPr>
+              <w:spacing w:after="20" w:line="288"/>
+            </w:pPr>
+            <w:r>
+              <w:rPr>
+                <w:rFonts w:ascii="맑은 고딕" w:cs="맑은 고딕" w:eastAsia="맑은 고딕" w:hAnsi="맑은 고딕"/>
+                <w:sz w:val="21"/>
+                <w:szCs w:val="21"/>
+              </w:rPr>
+              <w:t xml:space="preserve">그리고 내 경력에서 [직무]에 강점이 되는 3가지를 성과가 드러나게 뽑아 주세요.</w:t>
             </w:r>
           </w:p>
         </w:tc>
       </w:tr>
     </w:tbl>
-    <w:p>
-      <w:pPr>
-        <w:spacing w:after="80"/>
-      </w:pPr>
-      <w:r>
-        <w:rPr>
-          <w:rFonts w:ascii="맑은 고딕" w:cs="맑은 고딕" w:eastAsia="맑은 고딕" w:hAnsi="맑은 고딕"/>
-        </w:rPr>
-        <w:t xml:space="preserve"/>
-      </w:r>
-    </w:p>
-    <w:p>
-      <w:pPr>
-        <w:spacing w:before="160"/>
+    <w:tbl>
+      <w:tblPr>
+        <w:tblW w:type="dxa" w:w="9026"/>
+        <w:tblBorders>
+          <w:top w:val="single" w:color="BFBFBF" w:sz="4"/>
+          <w:left w:val="single" w:color="BFBFBF" w:sz="4"/>
+          <w:bottom w:val="single" w:color="BFBFBF" w:sz="4"/>
+          <w:right w:val="single" w:color="BFBFBF" w:sz="4"/>
+          <w:insideH w:val="single" w:color="auto" w:sz="4"/>
+          <w:insideV w:val="single" w:color="auto" w:sz="4"/>
+        </w:tblBorders>
+      </w:tblPr>
+      <w:tblGrid>
+        <w:gridCol w:w="9026"/>
+      </w:tblGrid>
+      <w:tr>
+        <w:trPr>
+          <w:cantSplit/>
+        </w:trPr>
+        <w:tc>
+          <w:tcPr>
+            <w:tcW w:type="dxa" w:w="9026"/>
+            <w:shd w:fill="F2F5FA" w:val="clear"/>
+            <w:tcMar>
+              <w:top w:type="dxa" w:w="70"/>
+              <w:left w:type="dxa" w:w="130"/>
+              <w:bottom w:type="dxa" w:w="70"/>
+              <w:right w:type="dxa" w:w="130"/>
+            </w:tcMar>
+          </w:tcPr>
+          <w:p>
+            <w:pPr>
+              <w:spacing w:after="60"/>
+            </w:pPr>
+            <w:r>
+              <w:rPr>
+                <w:rFonts w:ascii="맑은 고딕" w:cs="맑은 고딕" w:eastAsia="맑은 고딕" w:hAnsi="맑은 고딕"/>
+                <w:b/>
+                <w:bCs/>
+                <w:color w:val="2E5496"/>
+                <w:sz w:val="20"/>
+                <w:szCs w:val="20"/>
+              </w:rPr>
+              <w:t xml:space="preserve">문장·맞춤법 다듬기 · 보고서 정리</w:t>
+            </w:r>
+          </w:p>
+          <w:p>
+            <w:pPr>
+              <w:spacing w:after="20" w:line="288"/>
+            </w:pPr>
+            <w:r>
+              <w:rPr>
+                <w:rFonts w:ascii="맑은 고딕" w:cs="맑은 고딕" w:eastAsia="맑은 고딕" w:hAnsi="맑은 고딕"/>
+                <w:sz w:val="21"/>
+                <w:szCs w:val="21"/>
+              </w:rPr>
+              <w:t xml:space="preserve">아래 글의 맞춤법과 어색한 표현만 고쳐 주세요. 뜻은 바꾸지 말고요. 글: [붙여넣기]</w:t>
+            </w:r>
+          </w:p>
+          <w:p>
+            <w:pPr>
+              <w:spacing w:after="20" w:line="288"/>
+            </w:pPr>
+            <w:r>
+              <w:rPr>
+                <w:rFonts w:ascii="맑은 고딕" w:cs="맑은 고딕" w:eastAsia="맑은 고딕" w:hAnsi="맑은 고딕"/>
+                <w:sz w:val="21"/>
+                <w:szCs w:val="21"/>
+              </w:rPr>
+              <w:t xml:space="preserve">또는 — 아래 메모를 배경–진행–결과–다음 할 일 순서로 정리해 주세요. 메모: [붙여넣기]</w:t>
+            </w:r>
+          </w:p>
+        </w:tc>
+      </w:tr>
+    </w:tbl>
+    <w:tbl>
+      <w:tblPr>
+        <w:tblW w:type="dxa" w:w="9026"/>
+        <w:tblBorders>
+          <w:top w:val="single" w:color="BFBFBF" w:sz="4"/>
+          <w:left w:val="single" w:color="BFBFBF" w:sz="4"/>
+          <w:bottom w:val="single" w:color="BFBFBF" w:sz="4"/>
+          <w:right w:val="single" w:color="BFBFBF" w:sz="4"/>
+          <w:insideH w:val="single" w:color="auto" w:sz="4"/>
+          <w:insideV w:val="single" w:color="auto" w:sz="4"/>
+        </w:tblBorders>
+      </w:tblPr>
+      <w:tblGrid>
+        <w:gridCol w:w="9026"/>
+      </w:tblGrid>
+      <w:tr>
+        <w:trPr>
+          <w:cantSplit/>
+        </w:trPr>
+        <w:tc>
+          <w:tcPr>
+            <w:tcW w:type="dxa" w:w="9026"/>
+            <w:shd w:fill="F2F5FA" w:val="clear"/>
+            <w:tcMar>
+              <w:top w:type="dxa" w:w="70"/>
+              <w:left w:type="dxa" w:w="130"/>
+              <w:bottom w:type="dxa" w:w="70"/>
+              <w:right w:type="dxa" w:w="130"/>
+            </w:tcMar>
+          </w:tcPr>
+          <w:p>
+            <w:pPr>
+              <w:spacing w:after="60"/>
+            </w:pPr>
+            <w:r>
+              <w:rPr>
+                <w:rFonts w:ascii="맑은 고딕" w:cs="맑은 고딕" w:eastAsia="맑은 고딕" w:hAnsi="맑은 고딕"/>
+                <w:b/>
+                <w:bCs/>
+                <w:color w:val="2E5496"/>
+                <w:sz w:val="20"/>
+                <w:szCs w:val="20"/>
+              </w:rPr>
+              <w:t xml:space="preserve">이미지 (표지)</w:t>
+            </w:r>
+          </w:p>
+          <w:p>
+            <w:pPr>
+              <w:spacing w:after="20" w:line="288"/>
+            </w:pPr>
+            <w:r>
+              <w:rPr>
+                <w:rFonts w:ascii="맑은 고딕" w:cs="맑은 고딕" w:eastAsia="맑은 고딕" w:hAnsi="맑은 고딕"/>
+                <w:sz w:val="21"/>
+                <w:szCs w:val="21"/>
+              </w:rPr>
+              <w:t xml:space="preserve">[상황]에서 [대상]이 [행동]하는 모습, [화풍], [분위기], 강의 홍보 표지용,</w:t>
+            </w:r>
+          </w:p>
+          <w:p>
+            <w:pPr>
+              <w:spacing w:after="20" w:line="288"/>
+            </w:pPr>
+            <w:r>
+              <w:rPr>
+                <w:rFonts w:ascii="맑은 고딕" w:cs="맑은 고딕" w:eastAsia="맑은 고딕" w:hAnsi="맑은 고딕"/>
+                <w:sz w:val="21"/>
+                <w:szCs w:val="21"/>
+              </w:rPr>
+              <w:t xml:space="preserve">상단에 제목 넣을 여백 포함.</w:t>
+            </w:r>
+          </w:p>
+        </w:tc>
+      </w:tr>
+    </w:tbl>
+    <w:p>
+      <w:pPr>
+        <w:spacing w:before="120"/>
         <w:jc w:val="center"/>
       </w:pPr>
       <w:r>
